--- a/downloads/teacher/04 Units/Unit 02 - Individual Growth and Life Readiness - Me, My Goals, My Money/Lesson 02.02 - Traits, Strengths, and Interests.docx
+++ b/downloads/teacher/04 Units/Unit 02 - Individual Growth and Life Readiness - Me, My Goals, My Money/Lesson 02.02 - Traits, Strengths, and Interests.docx
@@ -262,23 +262,41 @@
       <w:r>
         <w:t xml:space="preserve">By the end of this lesson, students will be able to:</w:t>
       </w:r>
-      <w:r>
-        <w:t xml:space="preserve"> </w:t>
-      </w:r>
-      <w:r>
-        <w:t xml:space="preserve">1. (Low) Given the three terms, distinguish a trait from a strength from an interest by sorting twelve example statements correctly, and identify at least three strengths of their own from the inventory.</w:t>
-      </w:r>
-      <w:r>
-        <w:t xml:space="preserve"> </w:t>
-      </w:r>
-      <w:r>
-        <w:t xml:space="preserve">2. (Mid) After answering the 30-item interest quiz, compute a score for each of the six interest types, identify their top two letters, and compare the sample careers for those two letters against their own strengths from Day 1.</w:t>
-      </w:r>
-      <w:r>
-        <w:t xml:space="preserve"> </w:t>
-      </w:r>
-      <w:r>
-        <w:t xml:space="preserve">3. (High) Evaluate a peer’s strength from evidence by writing two</w:t>
+    </w:p>
+    <w:p>
+      <w:pPr>
+        <w:numPr>
+          <w:ilvl w:val="0"/>
+          <w:numId w:val="1002"/>
+        </w:numPr>
+        <w:pStyle w:val="Compact"/>
+      </w:pPr>
+      <w:r>
+        <w:t xml:space="preserve">(Low) Given the three terms, distinguish a trait from a strength from an interest by sorting twelve example statements correctly, and identify at least three strengths of their own from the inventory.</w:t>
+      </w:r>
+    </w:p>
+    <w:p>
+      <w:pPr>
+        <w:numPr>
+          <w:ilvl w:val="0"/>
+          <w:numId w:val="1002"/>
+        </w:numPr>
+        <w:pStyle w:val="Compact"/>
+      </w:pPr>
+      <w:r>
+        <w:t xml:space="preserve">(Mid) After answering the 30-item interest quiz, compute a score for each of the six interest types, identify their top two letters, and compare the sample careers for those two letters against their own strengths from Day 1.</w:t>
+      </w:r>
+    </w:p>
+    <w:p>
+      <w:pPr>
+        <w:numPr>
+          <w:ilvl w:val="0"/>
+          <w:numId w:val="1002"/>
+        </w:numPr>
+        <w:pStyle w:val="Compact"/>
+      </w:pPr>
+      <w:r>
+        <w:t xml:space="preserve">(High) Evaluate a peer’s strength from evidence by writing two</w:t>
       </w:r>
       <w:r>
         <w:t xml:space="preserve"> </w:t>
@@ -337,7 +355,7 @@
       <w:pPr>
         <w:numPr>
           <w:ilvl w:val="0"/>
-          <w:numId w:val="1002"/>
+          <w:numId w:val="1003"/>
         </w:numPr>
         <w:pStyle w:val="Compact"/>
       </w:pPr>
@@ -361,7 +379,7 @@
       <w:pPr>
         <w:numPr>
           <w:ilvl w:val="0"/>
-          <w:numId w:val="1002"/>
+          <w:numId w:val="1003"/>
         </w:numPr>
         <w:pStyle w:val="Compact"/>
       </w:pPr>
@@ -385,7 +403,7 @@
       <w:pPr>
         <w:numPr>
           <w:ilvl w:val="0"/>
-          <w:numId w:val="1002"/>
+          <w:numId w:val="1003"/>
         </w:numPr>
         <w:pStyle w:val="Compact"/>
       </w:pPr>
@@ -412,7 +430,7 @@
       <w:pPr>
         <w:numPr>
           <w:ilvl w:val="0"/>
-          <w:numId w:val="1002"/>
+          <w:numId w:val="1003"/>
         </w:numPr>
         <w:pStyle w:val="Compact"/>
       </w:pPr>
@@ -424,7 +442,7 @@
       <w:pPr>
         <w:numPr>
           <w:ilvl w:val="0"/>
-          <w:numId w:val="1002"/>
+          <w:numId w:val="1003"/>
         </w:numPr>
         <w:pStyle w:val="Compact"/>
       </w:pPr>
@@ -436,7 +454,7 @@
       <w:pPr>
         <w:numPr>
           <w:ilvl w:val="0"/>
-          <w:numId w:val="1002"/>
+          <w:numId w:val="1003"/>
         </w:numPr>
         <w:pStyle w:val="Compact"/>
       </w:pPr>
@@ -448,7 +466,7 @@
       <w:pPr>
         <w:numPr>
           <w:ilvl w:val="0"/>
-          <w:numId w:val="1002"/>
+          <w:numId w:val="1003"/>
         </w:numPr>
         <w:pStyle w:val="Compact"/>
       </w:pPr>
@@ -1335,15 +1353,15 @@
       <w:r>
         <w:t xml:space="preserve">Monitor understanding:</w:t>
       </w:r>
-      <w:r>
-        <w:t xml:space="preserve"> </w:t>
-      </w:r>
-      <w:r>
-        <w:t xml:space="preserve">-</w:t>
-      </w:r>
-      <w:r>
-        <w:t xml:space="preserve"> </w:t>
-      </w:r>
+    </w:p>
+    <w:p>
+      <w:pPr>
+        <w:numPr>
+          <w:ilvl w:val="0"/>
+          <w:numId w:val="1004"/>
+        </w:numPr>
+        <w:pStyle w:val="Compact"/>
+      </w:pPr>
       <w:r>
         <w:t xml:space="preserve">“</w:t>
       </w:r>
@@ -1359,17 +1377,29 @@
       <w:r>
         <w:t xml:space="preserve">is a trait. What strength could a shy person have that a loud person might not?</w:t>
       </w:r>
-      <w:r>
-        <w:t xml:space="preserve"> </w:t>
-      </w:r>
-      <w:r>
-        <w:t xml:space="preserve">- Your top letter is S. Read the S description. What one word in it sounds like you? What one word does not?</w:t>
-      </w:r>
-      <w:r>
-        <w:t xml:space="preserve"> </w:t>
-      </w:r>
-      <w:r>
-        <w:t xml:space="preserve">- You picked</w:t>
+    </w:p>
+    <w:p>
+      <w:pPr>
+        <w:numPr>
+          <w:ilvl w:val="0"/>
+          <w:numId w:val="1004"/>
+        </w:numPr>
+        <w:pStyle w:val="Compact"/>
+      </w:pPr>
+      <w:r>
+        <w:t xml:space="preserve">Your top letter is S. Read the S description. What one word in it sounds like you? What one word does not?</w:t>
+      </w:r>
+    </w:p>
+    <w:p>
+      <w:pPr>
+        <w:numPr>
+          <w:ilvl w:val="0"/>
+          <w:numId w:val="1004"/>
+        </w:numPr>
+        <w:pStyle w:val="Compact"/>
+      </w:pPr>
+      <w:r>
+        <w:t xml:space="preserve">You picked</w:t>
       </w:r>
       <w:r>
         <w:t xml:space="preserve"> </w:t>
@@ -1392,28 +1422,46 @@
     </w:p>
     <w:p>
       <w:pPr>
-        <w:pStyle w:val="BodyText"/>
+        <w:pStyle w:val="FirstParagraph"/>
       </w:pPr>
       <w:r>
         <w:t xml:space="preserve">Deepen learning:</w:t>
       </w:r>
-      <w:r>
-        <w:t xml:space="preserve"> </w:t>
-      </w:r>
-      <w:r>
-        <w:t xml:space="preserve">- Three people at your table said you are good at organizing, and you did not put it in your top three. Who is right?</w:t>
-      </w:r>
-      <w:r>
-        <w:t xml:space="preserve"> </w:t>
-      </w:r>
-      <w:r>
-        <w:t xml:space="preserve">- If your two letters are R and A (building and making), and your family expects you to be a doctor (I and S), what do you do with that information at age 12?</w:t>
-      </w:r>
-      <w:r>
-        <w:t xml:space="preserve"> </w:t>
-      </w:r>
-      <w:r>
-        <w:t xml:space="preserve">- The class tally shows almost nobody is C (conventional). Who would do the payroll and the records in a town where nobody is C? What does that tell you about how much the world needs each type?</w:t>
+    </w:p>
+    <w:p>
+      <w:pPr>
+        <w:numPr>
+          <w:ilvl w:val="0"/>
+          <w:numId w:val="1005"/>
+        </w:numPr>
+        <w:pStyle w:val="Compact"/>
+      </w:pPr>
+      <w:r>
+        <w:t xml:space="preserve">Three people at your table said you are good at organizing, and you did not put it in your top three. Who is right?</w:t>
+      </w:r>
+    </w:p>
+    <w:p>
+      <w:pPr>
+        <w:numPr>
+          <w:ilvl w:val="0"/>
+          <w:numId w:val="1005"/>
+        </w:numPr>
+        <w:pStyle w:val="Compact"/>
+      </w:pPr>
+      <w:r>
+        <w:t xml:space="preserve">If your two letters are R and A (building and making), and your family expects you to be a doctor (I and S), what do you do with that information at age 12?</w:t>
+      </w:r>
+    </w:p>
+    <w:p>
+      <w:pPr>
+        <w:numPr>
+          <w:ilvl w:val="0"/>
+          <w:numId w:val="1005"/>
+        </w:numPr>
+        <w:pStyle w:val="Compact"/>
+      </w:pPr>
+      <w:r>
+        <w:t xml:space="preserve">The class tally shows almost nobody is C (conventional). Who would do the payroll and the records in a town where nobody is C? What does that tell you about how much the world needs each type?</w:t>
       </w:r>
     </w:p>
     <w:p>
@@ -1697,7 +1745,7 @@
       <w:pPr>
         <w:numPr>
           <w:ilvl w:val="0"/>
-          <w:numId w:val="1003"/>
+          <w:numId w:val="1006"/>
         </w:numPr>
         <w:pStyle w:val="Compact"/>
       </w:pPr>
@@ -1709,7 +1757,7 @@
       <w:pPr>
         <w:numPr>
           <w:ilvl w:val="0"/>
-          <w:numId w:val="1003"/>
+          <w:numId w:val="1006"/>
         </w:numPr>
         <w:pStyle w:val="Compact"/>
       </w:pPr>
@@ -1721,7 +1769,7 @@
       <w:pPr>
         <w:numPr>
           <w:ilvl w:val="0"/>
-          <w:numId w:val="1003"/>
+          <w:numId w:val="1006"/>
         </w:numPr>
         <w:pStyle w:val="Compact"/>
       </w:pPr>
@@ -1733,7 +1781,7 @@
       <w:pPr>
         <w:numPr>
           <w:ilvl w:val="0"/>
-          <w:numId w:val="1003"/>
+          <w:numId w:val="1006"/>
         </w:numPr>
         <w:pStyle w:val="Compact"/>
       </w:pPr>
@@ -1745,7 +1793,7 @@
       <w:pPr>
         <w:numPr>
           <w:ilvl w:val="0"/>
-          <w:numId w:val="1003"/>
+          <w:numId w:val="1006"/>
         </w:numPr>
         <w:pStyle w:val="Compact"/>
       </w:pPr>
@@ -1757,7 +1805,7 @@
       <w:pPr>
         <w:numPr>
           <w:ilvl w:val="0"/>
-          <w:numId w:val="1003"/>
+          <w:numId w:val="1006"/>
         </w:numPr>
         <w:pStyle w:val="Compact"/>
       </w:pPr>
@@ -2057,7 +2105,7 @@
       <w:pPr>
         <w:numPr>
           <w:ilvl w:val="0"/>
-          <w:numId w:val="1004"/>
+          <w:numId w:val="1007"/>
         </w:numPr>
         <w:pStyle w:val="Compact"/>
       </w:pPr>
@@ -2081,7 +2129,7 @@
       <w:pPr>
         <w:numPr>
           <w:ilvl w:val="0"/>
-          <w:numId w:val="1004"/>
+          <w:numId w:val="1007"/>
         </w:numPr>
         <w:pStyle w:val="Compact"/>
       </w:pPr>
@@ -2093,7 +2141,7 @@
       <w:pPr>
         <w:numPr>
           <w:ilvl w:val="0"/>
-          <w:numId w:val="1004"/>
+          <w:numId w:val="1007"/>
         </w:numPr>
         <w:pStyle w:val="Compact"/>
       </w:pPr>
@@ -2126,7 +2174,7 @@
       <w:pPr>
         <w:numPr>
           <w:ilvl w:val="0"/>
-          <w:numId w:val="1004"/>
+          <w:numId w:val="1007"/>
         </w:numPr>
         <w:pStyle w:val="Compact"/>
       </w:pPr>
@@ -2138,7 +2186,7 @@
       <w:pPr>
         <w:numPr>
           <w:ilvl w:val="0"/>
-          <w:numId w:val="1004"/>
+          <w:numId w:val="1007"/>
         </w:numPr>
         <w:pStyle w:val="Compact"/>
       </w:pPr>
@@ -2150,7 +2198,7 @@
       <w:pPr>
         <w:numPr>
           <w:ilvl w:val="0"/>
-          <w:numId w:val="1004"/>
+          <w:numId w:val="1007"/>
         </w:numPr>
         <w:pStyle w:val="Compact"/>
       </w:pPr>
@@ -2177,7 +2225,7 @@
       <w:pPr>
         <w:numPr>
           <w:ilvl w:val="0"/>
-          <w:numId w:val="1004"/>
+          <w:numId w:val="1007"/>
         </w:numPr>
         <w:pStyle w:val="Compact"/>
       </w:pPr>
@@ -2226,7 +2274,7 @@
       <w:pPr>
         <w:numPr>
           <w:ilvl w:val="0"/>
-          <w:numId w:val="1005"/>
+          <w:numId w:val="1008"/>
         </w:numPr>
         <w:pStyle w:val="Compact"/>
       </w:pPr>
@@ -2238,7 +2286,7 @@
       <w:pPr>
         <w:numPr>
           <w:ilvl w:val="0"/>
-          <w:numId w:val="1005"/>
+          <w:numId w:val="1008"/>
         </w:numPr>
         <w:pStyle w:val="Compact"/>
       </w:pPr>
@@ -2250,7 +2298,7 @@
       <w:pPr>
         <w:numPr>
           <w:ilvl w:val="0"/>
-          <w:numId w:val="1005"/>
+          <w:numId w:val="1008"/>
         </w:numPr>
         <w:pStyle w:val="Compact"/>
       </w:pPr>
@@ -2292,7 +2340,7 @@
       <w:pPr>
         <w:numPr>
           <w:ilvl w:val="0"/>
-          <w:numId w:val="1005"/>
+          <w:numId w:val="1008"/>
         </w:numPr>
         <w:pStyle w:val="Compact"/>
       </w:pPr>
@@ -2316,7 +2364,7 @@
       <w:pPr>
         <w:numPr>
           <w:ilvl w:val="0"/>
-          <w:numId w:val="1005"/>
+          <w:numId w:val="1008"/>
         </w:numPr>
         <w:pStyle w:val="Compact"/>
       </w:pPr>
@@ -2328,7 +2376,7 @@
       <w:pPr>
         <w:numPr>
           <w:ilvl w:val="0"/>
-          <w:numId w:val="1005"/>
+          <w:numId w:val="1008"/>
         </w:numPr>
         <w:pStyle w:val="Compact"/>
       </w:pPr>
@@ -2340,7 +2388,7 @@
       <w:pPr>
         <w:numPr>
           <w:ilvl w:val="0"/>
-          <w:numId w:val="1005"/>
+          <w:numId w:val="1008"/>
         </w:numPr>
         <w:pStyle w:val="Compact"/>
       </w:pPr>
@@ -2355,7 +2403,7 @@
       <w:pPr>
         <w:numPr>
           <w:ilvl w:val="0"/>
-          <w:numId w:val="1005"/>
+          <w:numId w:val="1008"/>
         </w:numPr>
         <w:pStyle w:val="Compact"/>
       </w:pPr>
@@ -2648,6 +2696,118 @@
       </w:pPr>
     </w:lvl>
   </w:abstractNum>
+  <w:abstractNum w:abstractNumId="99411">
+    <w:nsid w:val="71315dca"/>
+    <w:multiLevelType w:val="multilevel"/>
+    <w:lvl w:ilvl="0">
+      <w:start w:val="1"/>
+      <w:numFmt w:val="decimal"/>
+      <w:lvlText w:val="%1."/>
+      <w:lvlJc w:val="left"/>
+      <w:pPr>
+        <w:tabs>
+          <w:tab w:val="num" w:pos="0"/>
+        </w:tabs>
+        <w:ind w:left="480" w:hanging="480"/>
+      </w:pPr>
+    </w:lvl>
+    <w:lvl w:ilvl="1">
+      <w:start w:val="1"/>
+      <w:numFmt w:val="decimal"/>
+      <w:lvlText w:val="%2."/>
+      <w:lvlJc w:val="left"/>
+      <w:pPr>
+        <w:tabs>
+          <w:tab w:val="num" w:pos="720"/>
+        </w:tabs>
+        <w:ind w:left="1200" w:hanging="480"/>
+      </w:pPr>
+    </w:lvl>
+    <w:lvl w:ilvl="2">
+      <w:start w:val="1"/>
+      <w:numFmt w:val="decimal"/>
+      <w:lvlText w:val="%3."/>
+      <w:lvlJc w:val="left"/>
+      <w:pPr>
+        <w:tabs>
+          <w:tab w:val="num" w:pos="1440"/>
+        </w:tabs>
+        <w:ind w:left="1920" w:hanging="480"/>
+      </w:pPr>
+    </w:lvl>
+    <w:lvl w:ilvl="3">
+      <w:start w:val="1"/>
+      <w:numFmt w:val="decimal"/>
+      <w:lvlText w:val="%4."/>
+      <w:lvlJc w:val="left"/>
+      <w:pPr>
+        <w:tabs>
+          <w:tab w:val="num" w:pos="2160"/>
+        </w:tabs>
+        <w:ind w:left="2640" w:hanging="480"/>
+      </w:pPr>
+    </w:lvl>
+    <w:lvl w:ilvl="4">
+      <w:start w:val="1"/>
+      <w:numFmt w:val="decimal"/>
+      <w:lvlText w:val="%5."/>
+      <w:lvlJc w:val="left"/>
+      <w:pPr>
+        <w:tabs>
+          <w:tab w:val="num" w:pos="2880"/>
+        </w:tabs>
+        <w:ind w:left="3360" w:hanging="480"/>
+      </w:pPr>
+    </w:lvl>
+    <w:lvl w:ilvl="5">
+      <w:start w:val="1"/>
+      <w:numFmt w:val="decimal"/>
+      <w:lvlText w:val="%6."/>
+      <w:lvlJc w:val="left"/>
+      <w:pPr>
+        <w:tabs>
+          <w:tab w:val="num" w:pos="3600"/>
+        </w:tabs>
+        <w:ind w:left="4080" w:hanging="480"/>
+      </w:pPr>
+    </w:lvl>
+    <w:lvl w:ilvl="6">
+      <w:start w:val="1"/>
+      <w:numFmt w:val="decimal"/>
+      <w:lvlText w:val="%7."/>
+      <w:lvlJc w:val="left"/>
+      <w:pPr>
+        <w:tabs>
+          <w:tab w:val="num" w:pos="4320"/>
+        </w:tabs>
+        <w:ind w:left="4800" w:hanging="480"/>
+      </w:pPr>
+    </w:lvl>
+    <w:lvl w:ilvl="7">
+      <w:start w:val="1"/>
+      <w:numFmt w:val="decimal"/>
+      <w:lvlText w:val="%8."/>
+      <w:lvlJc w:val="left"/>
+      <w:pPr>
+        <w:tabs>
+          <w:tab w:val="num" w:pos="5040"/>
+        </w:tabs>
+        <w:ind w:left="5520" w:hanging="480"/>
+      </w:pPr>
+    </w:lvl>
+    <w:lvl w:ilvl="8">
+      <w:start w:val="1"/>
+      <w:numFmt w:val="decimal"/>
+      <w:lvlText w:val="%9."/>
+      <w:lvlJc w:val="left"/>
+      <w:pPr>
+        <w:tabs>
+          <w:tab w:val="num" w:pos="5760"/>
+        </w:tabs>
+        <w:ind w:left="6240" w:hanging="480"/>
+      </w:pPr>
+    </w:lvl>
+  </w:abstractNum>
   <w:num w:numId="1000">
     <w:abstractNumId w:val="990"/>
   </w:num>
@@ -2655,7 +2815,34 @@
     <w:abstractNumId w:val="991"/>
   </w:num>
   <w:num w:numId="1002">
-    <w:abstractNumId w:val="991"/>
+    <w:abstractNumId w:val="99411"/>
+    <w:lvlOverride w:ilvl="0">
+      <w:startOverride w:val="1"/>
+    </w:lvlOverride>
+    <w:lvlOverride w:ilvl="1">
+      <w:startOverride w:val="1"/>
+    </w:lvlOverride>
+    <w:lvlOverride w:ilvl="2">
+      <w:startOverride w:val="1"/>
+    </w:lvlOverride>
+    <w:lvlOverride w:ilvl="3">
+      <w:startOverride w:val="1"/>
+    </w:lvlOverride>
+    <w:lvlOverride w:ilvl="4">
+      <w:startOverride w:val="1"/>
+    </w:lvlOverride>
+    <w:lvlOverride w:ilvl="5">
+      <w:startOverride w:val="1"/>
+    </w:lvlOverride>
+    <w:lvlOverride w:ilvl="6">
+      <w:startOverride w:val="1"/>
+    </w:lvlOverride>
+    <w:lvlOverride w:ilvl="7">
+      <w:startOverride w:val="1"/>
+    </w:lvlOverride>
+    <w:lvlOverride w:ilvl="8">
+      <w:startOverride w:val="1"/>
+    </w:lvlOverride>
   </w:num>
   <w:num w:numId="1003">
     <w:abstractNumId w:val="991"/>
@@ -2664,6 +2851,15 @@
     <w:abstractNumId w:val="991"/>
   </w:num>
   <w:num w:numId="1005">
+    <w:abstractNumId w:val="991"/>
+  </w:num>
+  <w:num w:numId="1006">
+    <w:abstractNumId w:val="991"/>
+  </w:num>
+  <w:num w:numId="1007">
+    <w:abstractNumId w:val="991"/>
+  </w:num>
+  <w:num w:numId="1008">
     <w:abstractNumId w:val="991"/>
   </w:num>
 </w:numbering>

--- a/downloads/teacher/04 Units/Unit 02 - Individual Growth and Life Readiness - Me, My Goals, My Money/Lesson 02.02 - Traits, Strengths, and Interests.docx
+++ b/downloads/teacher/04 Units/Unit 02 - Individual Growth and Life Readiness - Me, My Goals, My Money/Lesson 02.02 - Traits, Strengths, and Interests.docx
@@ -472,15 +472,6 @@
       </w:pPr>
       <w:r>
         <w:t xml:space="preserve">Setup notes: seat in the same fours as Lesson 2.1 so the notice cards go to people who have seen the student work for at least two days. Day 2 needs no setup beyond the quiz. If the room has devices, the quiz can be a form, but paper is fine and faster.</w:t>
-      </w:r>
-      <w:r>
-        <w:t xml:space="preserve"> </w:t>
-      </w:r>
-      <w:r>
-        <w:rPr>
-          <w:rStyle w:val="TeacherNote"/>
-        </w:rPr>
-        <w:t xml:space="preserve">[Sal: if your students have used the O*NET Interest Profiler in a counseling class, say so on Day 2; the six types are the same and the quiz here is a paper version, not a replacement.]</w:t>
       </w:r>
     </w:p>
     <w:p>
@@ -2160,15 +2151,6 @@
       <w:r>
         <w:t xml:space="preserve">, section 2.</w:t>
       </w:r>
-      <w:r>
-        <w:t xml:space="preserve"> </w:t>
-      </w:r>
-      <w:r>
-        <w:rPr>
-          <w:rStyle w:val="TeacherNote"/>
-        </w:rPr>
-        <w:t xml:space="preserve">[Sal: confirm against the NYSED PDF.]</w:t>
-      </w:r>
     </w:p>
     <w:p>
       <w:pPr>
@@ -2230,16 +2212,7 @@
         <w:pStyle w:val="Compact"/>
       </w:pPr>
       <w:r>
-        <w:t xml:space="preserve">Sal’s own materials: the Holland Code Decoder packet (</w:t>
-      </w:r>
-      <w:r>
-        <w:rPr>
-          <w:rStyle w:val="VerbatimChar"/>
-        </w:rPr>
-        <w:t xml:space="preserve">Lesson Dups/Unit_2_Career_Exploration/education_teachingwork_the_holland_code_decoder_2026_04.docx</w:t>
-      </w:r>
-      <w:r>
-        <w:t xml:space="preserve">) supplied the yes-count-by-column scoring idea and the top-letters-to-careers step; the What Do You Want to Be packet (same folder) supplied the interest-to-careers matching table and the</w:t>
+        <w:t xml:space="preserve">My own materials: the Holland Code Decoder packet supplied the yes-count-by-column scoring idea and the top-letters-to-careers step; the What Do You Want to Be packet (same folder) supplied the interest-to-careers matching table and the</w:t>
       </w:r>
       <w:r>
         <w:t xml:space="preserve"> </w:t>
@@ -2382,21 +2355,6 @@
       </w:pPr>
       <w:r>
         <w:t xml:space="preserve">Ties in the top two letters are common. The do now question breaks the tie; if that does not settle it, both letters stay and the student reads three descriptions.</w:t>
-      </w:r>
-    </w:p>
-    <w:p>
-      <w:pPr>
-        <w:numPr>
-          <w:ilvl w:val="0"/>
-          <w:numId w:val="1008"/>
-        </w:numPr>
-        <w:pStyle w:val="Compact"/>
-      </w:pPr>
-      <w:r>
-        <w:rPr>
-          <w:rStyle w:val="TeacherNote"/>
-        </w:rPr>
-        <w:t xml:space="preserve">[Sal: your Holland Code Decoder packet used a three-letter code. Two letters is enough at this age and keeps the career lists short. If you prefer three, the scoring grid works the same way; add a line.]</w:t>
       </w:r>
     </w:p>
     <w:p>
